--- a/docs/Deliverables/CrayCare RAS ML Recommendation References.docx
+++ b/docs/Deliverables/CrayCare RAS ML Recommendation References.docx
@@ -34,7 +34,7 @@
     </w:p>
     <w:p>
       <w:r>
-        <w:t>Important scope note. The Isolation Forest model detects unusual multivariate sensor patterns. The recommendations are safety-conscious, rule-based explanations informed by aquaculture and recirculating-system references; they are not claims that the model itself proves the cause of an event. Thresholds remain the basis for immediate alerts and automatic actuator decisions.</w:t>
+        <w:t>Scope. The Isolation Forest detects unusual multivariate patterns in temperature, pH, dissolved oxygen, and turbidity. Recommendations are rule-based and reference-informed; configured sensor thresholds govern immediate alerts and automatic actuator decisions. Water level and feeding are operational context, not model inputs.</w:t>
       </w:r>
     </w:p>
     <w:p>
@@ -76,7 +76,7 @@
                 <w:b/>
                 <w:color w:val="FFFFFF"/>
               </w:rPr>
-              <w:t>Observed pattern or condition</w:t>
+              <w:t>Sensor pattern or operational condition</w:t>
             </w:r>
           </w:p>
         </w:tc>
@@ -96,7 +96,7 @@
                 <w:b/>
                 <w:color w:val="FFFFFF"/>
               </w:rPr>
-              <w:t>Suggested check shown by CrayCare</w:t>
+              <w:t>Suggested check</w:t>
             </w:r>
           </w:p>
         </w:tc>
@@ -638,7 +638,7 @@
     </w:p>
     <w:p>
       <w:r>
-        <w:t>CrayCare uses an Isolation Forest model to identify unusual combinations of recent water-quality sensor readings. Based on the contributing sensors and their recent trend directions, the system displays a rule-based, safety-conscious insight and suggested check informed by recirculating aquaculture references. These recommendations are advisory only. Configured sensor thresholds and validated actuator rules remain the basis for immediate alerts and automatic pump or aerator control.</w:t>
+        <w:t>CrayCare runs anomaly analysis every 15 minutes using the latest 12 valid ten-minute readings, tolerating one missed interval. Based on contributing sensors and recent trend directions, it displays an advisory, reference-informed insight and suggested check. The ML feature does not independently operate the pump, aerator, or feeder.</w:t>
       </w:r>
     </w:p>
     <w:p>
@@ -745,7 +745,7 @@
         <w:spacing w:after="120"/>
       </w:pPr>
       <w:r>
-        <w:t>The following examples show how CrayCare can present an anomaly insight and a practical recommendation based on the contributing sensor pattern. The wording is intentionally advisory: it guides the tank owner to inspect and verify the system without claiming a confirmed cause.</w:t>
+        <w:t>The following are illustrative decision-support examples. Absolute high, low, or critical conditions, water-level changes, and feeding events refer to configured-threshold checks or operational context; they are not WQAD labels or model inputs.</w:t>
       </w:r>
     </w:p>
     <w:p>
@@ -831,7 +831,7 @@
                 <w:color w:val="FFFFFF"/>
                 <w:sz w:val="16"/>
               </w:rPr>
-              <w:t>Detected condition</w:t>
+              <w:t>Example condition</w:t>
             </w:r>
           </w:p>
         </w:tc>
@@ -852,7 +852,7 @@
                 <w:color w:val="FFFFFF"/>
                 <w:sz w:val="16"/>
               </w:rPr>
-              <w:t>Friendly insight</w:t>
+              <w:t>Illustrative insight</w:t>
             </w:r>
           </w:p>
         </w:tc>

--- a/docs/Deliverables/CrayCare RAS ML Recommendation References.docx
+++ b/docs/Deliverables/CrayCare RAS ML Recommendation References.docx
@@ -1,6 +1,6 @@
 
 <file path=word/document.xml><?xml version="1.0" encoding="utf-8"?>
-<w:document xmlns:wpc="http://schemas.microsoft.com/office/word/2010/wordprocessingCanvas" xmlns:mo="http://schemas.microsoft.com/office/mac/office/2008/main" xmlns:mc="http://schemas.openxmlformats.org/markup-compatibility/2006" xmlns:mv="urn:schemas-microsoft-com:mac:vml" xmlns:o="urn:schemas-microsoft-com:office:office" xmlns:r="http://schemas.openxmlformats.org/officeDocument/2006/relationships" xmlns:m="http://schemas.openxmlformats.org/officeDocument/2006/math" xmlns:v="urn:schemas-microsoft-com:vml" xmlns:wp14="http://schemas.microsoft.com/office/word/2010/wordprocessingDrawing" xmlns:wp="http://schemas.openxmlformats.org/drawingml/2006/wordprocessingDrawing" xmlns:w10="urn:schemas-microsoft-com:office:word" xmlns:w="http://schemas.openxmlformats.org/wordprocessingml/2006/main" xmlns:w14="http://schemas.microsoft.com/office/word/2010/wordml" xmlns:wpg="http://schemas.microsoft.com/office/word/2010/wordprocessingGroup" xmlns:wpi="http://schemas.microsoft.com/office/word/2010/wordprocessingInk" xmlns:wne="http://schemas.microsoft.com/office/word/2006/wordml" xmlns:wps="http://schemas.microsoft.com/office/word/2010/wordprocessingShape" mc:Ignorable="w14 wp14">
+<w:document xmlns:ns1="http://schemas.openxmlformats.org/markup-compatibility/2006" xmlns:ns2="http://schemas.openxmlformats.org/officeDocument/2006/relationships" xmlns:w="http://schemas.openxmlformats.org/wordprocessingml/2006/main" ns1:Ignorable="w14 wp14">
   <w:body>
     <w:p>
       <w:pPr>
@@ -638,7 +638,7 @@
     </w:p>
     <w:p>
       <w:r>
-        <w:t>CrayCare runs anomaly analysis every 15 minutes using the latest 12 valid ten-minute readings, tolerating one missed interval. Based on contributing sensors and recent trend directions, it displays an advisory, reference-informed insight and suggested check. The ML feature does not independently operate the pump, aerator, or feeder.</w:t>
+        <w:t xml:space="preserve">CrayCare runs anomaly analysis on each fresh ten-minute history record, using a continuous two-hour window of at least six valid readings spanning 110 minutes. A window that breaks the observed reading cadence is rebuilt from the last valid record, and missing readings are never interpolated. Based on contributing sensors and recent trend directions, it displays an advisory, reference-informed insight and suggested check. The ML feature does not independently operate the pump, aerator, or feeder.</w:t>
       </w:r>
     </w:p>
     <w:p>
@@ -654,7 +654,7 @@
       <w:r>
         <w:t xml:space="preserve">Food and Agriculture Organization of the United Nations. Chapter 15: Recirculating Systems and Re-use of Water in Aquaculture. Available at: </w:t>
       </w:r>
-      <w:hyperlink r:id="rId9">
+      <w:hyperlink ns2:id="rId9">
         <w:r>
           <w:rPr>
             <w:color w:val="0563C1"/>
@@ -668,7 +668,7 @@
       <w:r>
         <w:t xml:space="preserve">Food and Agriculture Organization of the United Nations. Chapter 21: Aeration and Oxygenation in Aquaculture. Available at: </w:t>
       </w:r>
-      <w:hyperlink r:id="rId10">
+      <w:hyperlink ns2:id="rId10">
         <w:r>
           <w:rPr>
             <w:color w:val="0563C1"/>
@@ -682,7 +682,7 @@
       <w:r>
         <w:t xml:space="preserve">Southern Regional Aquaculture Center. Publication No. 451: Recirculating Aquaculture Systems. Available at: </w:t>
       </w:r>
-      <w:hyperlink r:id="rId11">
+      <w:hyperlink ns2:id="rId11">
         <w:r>
           <w:rPr>
             <w:color w:val="0563C1"/>
@@ -696,7 +696,7 @@
       <w:r>
         <w:t xml:space="preserve">Oklahoma State University Extension. Recirculating Aquaculture Systems: Questions to Ask Before You Invest. Available at: </w:t>
       </w:r>
-      <w:hyperlink r:id="rId12">
+      <w:hyperlink ns2:id="rId12">
         <w:r>
           <w:rPr>
             <w:color w:val="0563C1"/>
@@ -710,7 +710,7 @@
       <w:r>
         <w:t xml:space="preserve">Food and Agriculture Organization of the United Nations. Doing aquaculture as a business for small- and medium-scale farmers. Available at: </w:t>
       </w:r>
-      <w:hyperlink r:id="rId13">
+      <w:hyperlink ns2:id="rId13">
         <w:r>
           <w:rPr>
             <w:color w:val="0563C1"/>
